--- a/word_reports/LP_0076_위치_225_Belinda Carlisle_La Luna.docx
+++ b/word_reports/LP_0076_위치_225_Belinda Carlisle_La Luna.docx
@@ -4,7 +4,7 @@
   <w:body>
     <w:p>
       <w:pPr>
-        <w:spacing w:after="280"/>
+        <w:spacing w:after="80"/>
       </w:pPr>
       <w:r>
         <w:rPr w:rFonts="맑은 고딕">
@@ -13,94 +13,47 @@
           <w:color w:val="1E3A8A"/>
           <w:sz w:val="30"/>
         </w:rPr>
-        <w:t>[225] Belinda Carlisle - La Luna</w:t>
+        <w:t>Belinda Carlisle (벨린다 칼라일) - La Luna</w:t>
       </w:r>
     </w:p>
     <w:p>
       <w:pPr>
-        <w:spacing w:after="320"/>
+        <w:spacing w:after="240"/>
       </w:pPr>
       <w:r>
         <w:rPr w:rFonts="맑은 고딕">
           <w:rFonts w:ascii="맑은 고딕" w:hAnsi="맑은 고딕" w:eastAsia="맑은 고딕"/>
           <w:b/>
-          <w:sz w:val="20"/>
+          <w:color w:val="4B5563"/>
+          <w:sz w:val="22"/>
         </w:rPr>
-        <w:t>■ 위치 : 225</w:t>
-        <w:br/>
-      </w:r>
-      <w:r>
-        <w:rPr w:rFonts="맑은 고딕">
-          <w:rFonts w:ascii="맑은 고딕" w:hAnsi="맑은 고딕" w:eastAsia="맑은 고딕"/>
-          <w:b/>
-          <w:sz w:val="20"/>
-        </w:rPr>
-        <w:t>■ 아티스트 : Belinda Carlisle</w:t>
-        <w:br/>
-      </w:r>
-      <w:r>
-        <w:rPr w:rFonts="맑은 고딕">
-          <w:rFonts w:ascii="맑은 고딕" w:hAnsi="맑은 고딕" w:eastAsia="맑은 고딕"/>
-          <w:b/>
-          <w:sz w:val="20"/>
-        </w:rPr>
-        <w:t>■ 앨범명 : La Luna</w:t>
-        <w:br/>
-      </w:r>
-      <w:r>
-        <w:rPr w:rFonts="맑은 고딕">
-          <w:rFonts w:ascii="맑은 고딕" w:hAnsi="맑은 고딕" w:eastAsia="맑은 고딕"/>
-          <w:b w:val="0"/>
-          <w:sz w:val="20"/>
-        </w:rPr>
-        <w:t>■ 음반 레이블 : Virgin Records</w:t>
-        <w:br/>
-      </w:r>
-      <w:r>
-        <w:rPr w:rFonts="맑은 고딕">
-          <w:rFonts w:ascii="맑은 고딕" w:hAnsi="맑은 고딕" w:eastAsia="맑은 고딕"/>
-          <w:b w:val="0"/>
-          <w:sz w:val="20"/>
-        </w:rPr>
-        <w:t>■ 발매년도 : 1989</w:t>
-        <w:br/>
-      </w:r>
-      <w:r>
-        <w:rPr w:rFonts="맑은 고딕">
-          <w:rFonts w:ascii="맑은 고딕" w:hAnsi="맑은 고딕" w:eastAsia="맑은 고딕"/>
-          <w:b w:val="0"/>
-          <w:sz w:val="20"/>
-        </w:rPr>
-        <w:t>■ 장르 : Pop, Synth-Pop, Pop Rock</w:t>
-        <w:br/>
-      </w:r>
-      <w:r>
-        <w:rPr w:rFonts="맑은 고딕">
-          <w:rFonts w:ascii="맑은 고딕" w:hAnsi="맑은 고딕" w:eastAsia="맑은 고딕"/>
-          <w:b w:val="0"/>
-          <w:sz w:val="20"/>
-        </w:rPr>
-        <w:t>■ 주요 수록곡 : 1. La Luna (Album Version / Extended Mix)</w:t>
-        <w:br/>
+        <w:t>위치 :  225</w:t>
       </w:r>
     </w:p>
     <w:p>
       <w:pPr>
-        <w:spacing w:after="160"/>
+        <w:spacing w:line="324" w:lineRule="auto" w:before="80" w:after="160"/>
       </w:pPr>
       <w:r>
         <w:rPr w:rFonts="맑은 고딕">
           <w:rFonts w:ascii="맑은 고딕" w:hAnsi="맑은 고딕" w:eastAsia="맑은 고딕"/>
           <w:b/>
           <w:color w:val="1F2937"/>
-          <w:sz w:val="24"/>
+          <w:sz w:val="22"/>
         </w:rPr>
-        <w:t>■ 음반 해설 및 감상 가이드</w:t>
+        <w:t xml:space="preserve">[음반 소개] </w:t>
+      </w:r>
+      <w:r>
+        <w:rPr w:rFonts="맑은 고딕">
+          <w:rFonts w:ascii="맑은 고딕" w:hAnsi="맑은 고딕" w:eastAsia="맑은 고딕"/>
+          <w:b w:val="0"/>
+          <w:sz w:val="21"/>
+        </w:rPr>
       </w:r>
     </w:p>
     <w:p>
       <w:pPr>
-        <w:spacing w:line="312" w:lineRule="auto" w:after="120"/>
+        <w:spacing w:line="324" w:lineRule="auto" w:after="120"/>
       </w:pPr>
       <w:r>
         <w:rPr w:rFonts="맑은 고딕">
@@ -108,51 +61,516 @@
           <w:b w:val="0"/>
           <w:sz w:val="21"/>
         </w:rPr>
-        <w:t>80년대 여성 팝 아이콘 벨린다 카라일(Belinda Carlisle)의 황금기를 대표하는 &lt;La Luna&gt;는 그녀의 명반 [Runaway Horses](1989)의 핵심을 관통하는 명곡이자, 당시 싱글 및 EP 릴리스로 음반 매니아들에게 큰 사랑을 받은 작품입니다. 더 고고스(The Go-Go's)의 리드 보컬에서 성공적인 솔로 아티스트로 거듭난 그녀는 명콤비 프로듀서 릭 노웰스(Rick Nowels)와 엘렌 십리(Ellen Shipley)를 만나 고유의 드라마틱하고 서정적인 팝 사운드를 완성했습니다. 본 음반은 그 절정의 음악적 결실을 아날로그 질감으로 선명하게 담아내고 있습니다.</w:t>
+        <w:t>80년대 뉴웨이브의 찬연한 물결을 지나 솔로 아티스트로서 눈부신 예술적 비상을 이룩한 벨린다 칼라일의 정점이 아로새겨진 명작입니다. 달빛이 교교하게 내려앉은 지중해의 밤처럼 매혹적이고 이국적인 선율 위에, 그녀 특유의 유려한 비브라토와 드라마틱한 가창이 마법처럼 깃들어 있습니다. 대중음악이 탐미적인 서정미와 가장 황홀하게 조우했던 시대의 공기를 오롯이 간직하고 있으며, 흐르는 세월 속에서도 결코 바래지 않는 낭만주의 팝의 찬란한 노스탤지어를 선사합니다.</w:t>
       </w:r>
     </w:p>
     <w:p>
       <w:pPr>
-        <w:spacing w:line="312" w:lineRule="auto" w:after="120"/>
+        <w:spacing w:line="324" w:lineRule="auto" w:before="200" w:after="80"/>
       </w:pPr>
+      <w:r>
+        <w:rPr w:rFonts="맑은 고딕">
+          <w:rFonts w:ascii="맑은 고딕" w:hAnsi="맑은 고딕" w:eastAsia="맑은 고딕"/>
+          <w:b/>
+          <w:color w:val="1E3A8A"/>
+          <w:sz w:val="24"/>
+        </w:rPr>
+        <w:t>1. 음반 데이터</w:t>
+      </w:r>
+    </w:p>
+    <w:p>
+      <w:pPr>
+        <w:spacing w:line="324" w:lineRule="auto" w:after="80"/>
+      </w:pPr>
+      <w:r>
+        <w:rPr w:rFonts="맑은 고딕">
+          <w:rFonts w:ascii="맑은 고딕" w:hAnsi="맑은 고딕" w:eastAsia="맑은 고딕"/>
+          <w:b w:val="0"/>
+          <w:color w:val="6B7280"/>
+          <w:sz w:val="21"/>
+        </w:rPr>
+        <w:t xml:space="preserve">· </w:t>
+      </w:r>
+      <w:r>
+        <w:rPr w:rFonts="맑은 고딕">
+          <w:rFonts w:ascii="맑은 고딕" w:hAnsi="맑은 고딕" w:eastAsia="맑은 고딕"/>
+          <w:b/>
+          <w:color w:val="1F2937"/>
+          <w:sz w:val="21"/>
+        </w:rPr>
+        <w:t xml:space="preserve">앨범명: </w:t>
+      </w:r>
       <w:r>
         <w:rPr w:rFonts="맑은 고딕">
           <w:rFonts w:ascii="맑은 고딕" w:hAnsi="맑은 고딕" w:eastAsia="맑은 고딕"/>
           <w:b w:val="0"/>
           <w:sz w:val="21"/>
         </w:rPr>
-        <w:t>음악적으로 &lt;La Luna&gt;는 플라멩코 스타일의 정교한 어쿠스틱 기타 리프와 이국적인 퍼커션, 그리고 80년대 말의 감각적인 신시사이저 사운드가 매끄럽게 조화를 이루는 라틴 풍의 팝 록 트랙입니다. 달빛 아래 펼쳐지는 로맨틱하고 다크한 미학을 음음마다 채워 넣었으며, 벨린다 카라일 특유의 호소력 짙은 보컬과 매력적인 비브라토가 곡의 비장미와 낭만을 한층 극대화합니다. 정교하게 배치된 스트링 세션과 중독성 있는 후렴구는 청자를 한 번에 매료시키는 강렬한 서사성을 지니고 있습니다.</w:t>
+        <w:t>La Luna</w:t>
       </w:r>
     </w:p>
     <w:p>
       <w:pPr>
-        <w:spacing w:line="312" w:lineRule="auto" w:after="120"/>
+        <w:spacing w:line="324" w:lineRule="auto" w:after="80"/>
       </w:pPr>
+      <w:r>
+        <w:rPr w:rFonts="맑은 고딕">
+          <w:rFonts w:ascii="맑은 고딕" w:hAnsi="맑은 고딕" w:eastAsia="맑은 고딕"/>
+          <w:b w:val="0"/>
+          <w:color w:val="6B7280"/>
+          <w:sz w:val="21"/>
+        </w:rPr>
+        <w:t xml:space="preserve">· </w:t>
+      </w:r>
+      <w:r>
+        <w:rPr w:rFonts="맑은 고딕">
+          <w:rFonts w:ascii="맑은 고딕" w:hAnsi="맑은 고딕" w:eastAsia="맑은 고딕"/>
+          <w:b/>
+          <w:color w:val="1F2937"/>
+          <w:sz w:val="21"/>
+        </w:rPr>
+        <w:t xml:space="preserve">아티스트: </w:t>
+      </w:r>
       <w:r>
         <w:rPr w:rFonts="맑은 고딕">
           <w:rFonts w:ascii="맑은 고딕" w:hAnsi="맑은 고딕" w:eastAsia="맑은 고딕"/>
           <w:b w:val="0"/>
           <w:sz w:val="21"/>
         </w:rPr>
-        <w:t>LP 음반으로서의 가치 또한 매우 높습니다. 당대 최고 수준의 스튜디오 프로덕션이 반영된 사운드스케이프는 LP의 넓은 다이내믹 레인지를 통해 더욱 풍부하게 구현됩니다. 타이틀곡 &lt;La Luna&gt;의 확장 믹스(Extended Mix)는 묵직한 베이스 라인과 미세한 음향 타악기의 잔향을 생생하게 전달하며, 함께 수록된 &lt;Leave a Light On&gt;, &lt;Summer Rain&gt;과 같은 히트 트랙들 역시 세련된 팝 편곡과 감성적인 멜로디라인으로 음반 전체의 완성도를 더욱 견고하게 지지해 줍니다.</w:t>
+        <w:t>Belinda Carlisle (벨린다 칼라일)</w:t>
       </w:r>
     </w:p>
     <w:p>
       <w:pPr>
-        <w:spacing w:line="312" w:lineRule="auto" w:after="120"/>
+        <w:spacing w:line="324" w:lineRule="auto" w:after="80"/>
       </w:pPr>
+      <w:r>
+        <w:rPr w:rFonts="맑은 고딕">
+          <w:rFonts w:ascii="맑은 고딕" w:hAnsi="맑은 고딕" w:eastAsia="맑은 고딕"/>
+          <w:b w:val="0"/>
+          <w:color w:val="6B7280"/>
+          <w:sz w:val="21"/>
+        </w:rPr>
+        <w:t xml:space="preserve">· </w:t>
+      </w:r>
+      <w:r>
+        <w:rPr w:rFonts="맑은 고딕">
+          <w:rFonts w:ascii="맑은 고딕" w:hAnsi="맑은 고딕" w:eastAsia="맑은 고딕"/>
+          <w:b/>
+          <w:color w:val="1F2937"/>
+          <w:sz w:val="21"/>
+        </w:rPr>
+        <w:t xml:space="preserve">발매 정보: </w:t>
+      </w:r>
       <w:r>
         <w:rPr w:rFonts="맑은 고딕">
           <w:rFonts w:ascii="맑은 고딕" w:hAnsi="맑은 고딕" w:eastAsia="맑은 고딕"/>
           <w:b w:val="0"/>
           <w:sz w:val="21"/>
         </w:rPr>
-        <w:t>오늘날 &lt;La Luna&gt; LP는 80년대 클래식 팝이 도달했던 가장 우아하고 화려한 순간을 증언하는 귀중한 오디오필 아이템입니다. 달콤하면서도 아련한 감수성, 완성도 높은 연주와 보컬, 그리고 세월이 흘러도 변치 않는 멜로디의 힘은 턴테이블 바늘을 올리는 순간 청음 공간을 순식간에 매혹적인 밤의 세계로 물들입니다. 80년대 팝의 고전적 품격을 애호하는 음악 팬들에게 결코 놓칠 수 없는 명반입니다.</w:t>
+        <w:t>1989년 발매되어 전 세계적인 찬사를 받은 벨린다 칼라일의 정규 3집 명반 *Runaway Horses*의 핵심 트랙이자 독자적인 매력을 품은 12인치 바이닐 싱글 음반입니다. 명 프로듀서 릭 노웰스(Rick Nowels)와 엘렌 시플리(Ellen Shipley)의 완벽한 조율 아래, 정통 팝 멜로디에 스패니시 풍의 에스닉한 색채를 덧입혀 탄생했습니다.</w:t>
+      </w:r>
+    </w:p>
+    <w:p>
+      <w:pPr>
+        <w:spacing w:line="324" w:lineRule="auto" w:after="80"/>
+      </w:pPr>
+      <w:r>
+        <w:rPr w:rFonts="맑은 고딕">
+          <w:rFonts w:ascii="맑은 고딕" w:hAnsi="맑은 고딕" w:eastAsia="맑은 고딕"/>
+          <w:b w:val="0"/>
+          <w:color w:val="6B7280"/>
+          <w:sz w:val="21"/>
+        </w:rPr>
+        <w:t xml:space="preserve">· </w:t>
+      </w:r>
+      <w:r>
+        <w:rPr w:rFonts="맑은 고딕">
+          <w:rFonts w:ascii="맑은 고딕" w:hAnsi="맑은 고딕" w:eastAsia="맑은 고딕"/>
+          <w:b/>
+          <w:color w:val="1F2937"/>
+          <w:sz w:val="21"/>
+        </w:rPr>
+        <w:t xml:space="preserve">LP 인기도(판매량): </w:t>
+      </w:r>
+      <w:r>
+        <w:rPr w:rFonts="맑은 고딕">
+          <w:rFonts w:ascii="맑은 고딕" w:hAnsi="맑은 고딕" w:eastAsia="맑은 고딕"/>
+          <w:b w:val="0"/>
+          <w:sz w:val="21"/>
+        </w:rPr>
+        <w:t>발매 직후 영국, 독일, 스위스, 오스트리아 등 유럽 주요 국가의 싱글 및 댄스 차트 최상위권을 석권하며 폭발적인 사랑을 받았습니다. 오리지널 정규반의 멀티 플래티넘 기록을 견인함은 물론, 바이닐 애호가들과 클럽 디제이들 사이에서 필청반으로 군림하며 경이적인 판매고를 올렸습니다.</w:t>
+      </w:r>
+    </w:p>
+    <w:p>
+      <w:pPr>
+        <w:spacing w:line="324" w:lineRule="auto" w:after="80"/>
+      </w:pPr>
+      <w:r>
+        <w:rPr w:rFonts="맑은 고딕">
+          <w:rFonts w:ascii="맑은 고딕" w:hAnsi="맑은 고딕" w:eastAsia="맑은 고딕"/>
+          <w:b w:val="0"/>
+          <w:color w:val="6B7280"/>
+          <w:sz w:val="21"/>
+        </w:rPr>
+        <w:t xml:space="preserve">· </w:t>
+      </w:r>
+      <w:r>
+        <w:rPr w:rFonts="맑은 고딕">
+          <w:rFonts w:ascii="맑은 고딕" w:hAnsi="맑은 고딕" w:eastAsia="맑은 고딕"/>
+          <w:b/>
+          <w:color w:val="1F2937"/>
+          <w:sz w:val="21"/>
+        </w:rPr>
+        <w:t xml:space="preserve">각종 수상경력: </w:t>
+      </w:r>
+      <w:r>
+        <w:rPr w:rFonts="맑은 고딕">
+          <w:rFonts w:ascii="맑은 고딕" w:hAnsi="맑은 고딕" w:eastAsia="맑은 고딕"/>
+          <w:b w:val="0"/>
+          <w:sz w:val="21"/>
+        </w:rPr>
+        <w:t>80년대 후반 팝-록 씬을 대표하는 명곡으로 확고히 자리 잡았으며, 영국 브릿 어워즈(BRIT Awards) 노미네이트 등 당대 권위 있는 평단과 미디어로부터 음악성과 대중성을 완벽히 양립했다는 극찬을 받았습니다.</w:t>
+      </w:r>
+    </w:p>
+    <w:p>
+      <w:pPr>
+        <w:spacing w:line="324" w:lineRule="auto" w:before="200" w:after="80"/>
+      </w:pPr>
+      <w:r>
+        <w:rPr w:rFonts="맑은 고딕">
+          <w:rFonts w:ascii="맑은 고딕" w:hAnsi="맑은 고딕" w:eastAsia="맑은 고딕"/>
+          <w:b/>
+          <w:color w:val="1E3A8A"/>
+          <w:sz w:val="24"/>
+        </w:rPr>
+        <w:t>2. 아티스트 정보</w:t>
+      </w:r>
+    </w:p>
+    <w:p>
+      <w:pPr>
+        <w:spacing w:line="324" w:lineRule="auto" w:after="80"/>
+      </w:pPr>
+      <w:r>
+        <w:rPr w:rFonts="맑은 고딕">
+          <w:rFonts w:ascii="맑은 고딕" w:hAnsi="맑은 고딕" w:eastAsia="맑은 고딕"/>
+          <w:b w:val="0"/>
+          <w:color w:val="6B7280"/>
+          <w:sz w:val="21"/>
+        </w:rPr>
+        <w:t xml:space="preserve">· </w:t>
+      </w:r>
+      <w:r>
+        <w:rPr w:rFonts="맑은 고딕">
+          <w:rFonts w:ascii="맑은 고딕" w:hAnsi="맑은 고딕" w:eastAsia="맑은 고딕"/>
+          <w:b/>
+          <w:color w:val="1F2937"/>
+          <w:sz w:val="21"/>
+        </w:rPr>
+        <w:t xml:space="preserve">국적: </w:t>
+      </w:r>
+      <w:r>
+        <w:rPr w:rFonts="맑은 고딕">
+          <w:rFonts w:ascii="맑은 고딕" w:hAnsi="맑은 고딕" w:eastAsia="맑은 고딕"/>
+          <w:b w:val="0"/>
+          <w:sz w:val="21"/>
+        </w:rPr>
+        <w:t>미국</w:t>
+      </w:r>
+    </w:p>
+    <w:p>
+      <w:pPr>
+        <w:spacing w:line="324" w:lineRule="auto" w:after="80"/>
+      </w:pPr>
+      <w:r>
+        <w:rPr w:rFonts="맑은 고딕">
+          <w:rFonts w:ascii="맑은 고딕" w:hAnsi="맑은 고딕" w:eastAsia="맑은 고딕"/>
+          <w:b w:val="0"/>
+          <w:color w:val="6B7280"/>
+          <w:sz w:val="21"/>
+        </w:rPr>
+        <w:t xml:space="preserve">· </w:t>
+      </w:r>
+      <w:r>
+        <w:rPr w:rFonts="맑은 고딕">
+          <w:rFonts w:ascii="맑은 고딕" w:hAnsi="맑은 고딕" w:eastAsia="맑은 고딕"/>
+          <w:b/>
+          <w:color w:val="1F2937"/>
+          <w:sz w:val="21"/>
+        </w:rPr>
+        <w:t xml:space="preserve">생몰년도: </w:t>
+      </w:r>
+      <w:r>
+        <w:rPr w:rFonts="맑은 고딕">
+          <w:rFonts w:ascii="맑은 고딕" w:hAnsi="맑은 고딕" w:eastAsia="맑은 고딕"/>
+          <w:b w:val="0"/>
+          <w:sz w:val="21"/>
+        </w:rPr>
+        <w:t>1958년 8월 17일 ~ 현재</w:t>
+      </w:r>
+    </w:p>
+    <w:p>
+      <w:pPr>
+        <w:spacing w:line="324" w:lineRule="auto" w:after="80"/>
+      </w:pPr>
+      <w:r>
+        <w:rPr w:rFonts="맑은 고딕">
+          <w:rFonts w:ascii="맑은 고딕" w:hAnsi="맑은 고딕" w:eastAsia="맑은 고딕"/>
+          <w:b w:val="0"/>
+          <w:color w:val="6B7280"/>
+          <w:sz w:val="21"/>
+        </w:rPr>
+        <w:t xml:space="preserve">· </w:t>
+      </w:r>
+      <w:r>
+        <w:rPr w:rFonts="맑은 고딕">
+          <w:rFonts w:ascii="맑은 고딕" w:hAnsi="맑은 고딕" w:eastAsia="맑은 고딕"/>
+          <w:b/>
+          <w:color w:val="1F2937"/>
+          <w:sz w:val="21"/>
+        </w:rPr>
+        <w:t xml:space="preserve">그룹 소속: </w:t>
+      </w:r>
+      <w:r>
+        <w:rPr w:rFonts="맑은 고딕">
+          <w:rFonts w:ascii="맑은 고딕" w:hAnsi="맑은 고딕" w:eastAsia="맑은 고딕"/>
+          <w:b w:val="0"/>
+          <w:sz w:val="21"/>
+        </w:rPr>
+        <w:t>솔로 (전 The Go-Go's 리드 보컬)</w:t>
+      </w:r>
+    </w:p>
+    <w:p>
+      <w:pPr>
+        <w:spacing w:line="324" w:lineRule="auto" w:after="80"/>
+      </w:pPr>
+      <w:r>
+        <w:rPr w:rFonts="맑은 고딕">
+          <w:rFonts w:ascii="맑은 고딕" w:hAnsi="맑은 고딕" w:eastAsia="맑은 고딕"/>
+          <w:b w:val="0"/>
+          <w:color w:val="6B7280"/>
+          <w:sz w:val="21"/>
+        </w:rPr>
+        <w:t xml:space="preserve">· </w:t>
+      </w:r>
+      <w:r>
+        <w:rPr w:rFonts="맑은 고딕">
+          <w:rFonts w:ascii="맑은 고딕" w:hAnsi="맑은 고딕" w:eastAsia="맑은 고딕"/>
+          <w:b/>
+          <w:color w:val="1F2937"/>
+          <w:sz w:val="21"/>
+        </w:rPr>
+        <w:t xml:space="preserve">아티스트 소개: </w:t>
+      </w:r>
+      <w:r>
+        <w:rPr w:rFonts="맑은 고딕">
+          <w:rFonts w:ascii="맑은 고딕" w:hAnsi="맑은 고딕" w:eastAsia="맑은 고딕"/>
+          <w:b w:val="0"/>
+          <w:sz w:val="21"/>
+        </w:rPr>
+        <w:t>여성 록 밴드 최초로 빌보드 앨범 차트 1위를 기록한 전설적인 밴드 '더 고고스(The Go-Go's)'의 프런트우먼으로 시대를 풍미한 후, 솔로 아티스트로 완벽하게 변신하여 팝 역사에 큰 족적을 남긴 디바입니다. 화려함 뒤에 서정적인 애수를 머금은 독보적인 음색과 우아한 카리스마로 80~90년대 팝-록의 황금기를 찬란히 이끌었습니다.</w:t>
+      </w:r>
+    </w:p>
+    <w:p>
+      <w:pPr>
+        <w:spacing w:line="324" w:lineRule="auto" w:before="200" w:after="80"/>
+      </w:pPr>
+      <w:r>
+        <w:rPr w:rFonts="맑은 고딕">
+          <w:rFonts w:ascii="맑은 고딕" w:hAnsi="맑은 고딕" w:eastAsia="맑은 고딕"/>
+          <w:b/>
+          <w:color w:val="1E3A8A"/>
+          <w:sz w:val="24"/>
+        </w:rPr>
+        <w:t>3. 음반 상세 분석</w:t>
+      </w:r>
+    </w:p>
+    <w:p>
+      <w:pPr>
+        <w:spacing w:line="324" w:lineRule="auto" w:after="80"/>
+      </w:pPr>
+      <w:r>
+        <w:rPr w:rFonts="맑은 고딕">
+          <w:rFonts w:ascii="맑은 고딕" w:hAnsi="맑은 고딕" w:eastAsia="맑은 고딕"/>
+          <w:b w:val="0"/>
+          <w:color w:val="6B7280"/>
+          <w:sz w:val="21"/>
+        </w:rPr>
+        <w:t xml:space="preserve">· </w:t>
+      </w:r>
+      <w:r>
+        <w:rPr w:rFonts="맑은 고딕">
+          <w:rFonts w:ascii="맑은 고딕" w:hAnsi="맑은 고딕" w:eastAsia="맑은 고딕"/>
+          <w:b/>
+          <w:color w:val="1F2937"/>
+          <w:sz w:val="21"/>
+        </w:rPr>
+        <w:t xml:space="preserve">역사적 위치: </w:t>
+      </w:r>
+      <w:r>
+        <w:rPr w:rFonts="맑은 고딕">
+          <w:rFonts w:ascii="맑은 고딕" w:hAnsi="맑은 고딕" w:eastAsia="맑은 고딕"/>
+          <w:b w:val="0"/>
+          <w:sz w:val="21"/>
+        </w:rPr>
+        <w:t>80년대 신스팝의 세련미와 어쿠스틱 악기들의 유기적인 호흡, 그리고 웅장한 오케스트레이션이 완벽한 조화를 이룬 팝-록의 기념비적 명편입니다. 단순한 라디오 히트 팝의 범주를 넘어 문학적인 서사와 낭만적 미학을 획득하며, 당시 주류 팝 음악의 품격을 한 단계 끌어올린 작품으로 평가받습니다.</w:t>
+      </w:r>
+    </w:p>
+    <w:p>
+      <w:pPr>
+        <w:spacing w:line="324" w:lineRule="auto" w:after="80"/>
+      </w:pPr>
+      <w:r>
+        <w:rPr w:rFonts="맑은 고딕">
+          <w:rFonts w:ascii="맑은 고딕" w:hAnsi="맑은 고딕" w:eastAsia="맑은 고딕"/>
+          <w:b w:val="0"/>
+          <w:color w:val="6B7280"/>
+          <w:sz w:val="21"/>
+        </w:rPr>
+        <w:t xml:space="preserve">· </w:t>
+      </w:r>
+      <w:r>
+        <w:rPr w:rFonts="맑은 고딕">
+          <w:rFonts w:ascii="맑은 고딕" w:hAnsi="맑은 고딕" w:eastAsia="맑은 고딕"/>
+          <w:b/>
+          <w:color w:val="1F2937"/>
+          <w:sz w:val="21"/>
+        </w:rPr>
+        <w:t xml:space="preserve">시대의 흔적(스토리텔링): </w:t>
+      </w:r>
+      <w:r>
+        <w:rPr w:rFonts="맑은 고딕">
+          <w:rFonts w:ascii="맑은 고딕" w:hAnsi="맑은 고딕" w:eastAsia="맑은 고딕"/>
+          <w:b w:val="0"/>
+          <w:sz w:val="21"/>
+        </w:rPr>
+        <w:t>동서 화해와 냉전의 종식이라는 거대한 시대적 전환기 속에서, 1989년의 청춘들이 갈망하던 낭만과 자유의 정서가 이 음반에 고스란히 투영되어 있습니다. 턴테이블의 회전과 함께 흘러나오던 이 음악은 고단한 일상을 살아가던 젊은 영혼들에게 밤하늘의 달을 올려다보며 미지의 세계와 애틋한 사랑을 꿈꾸게 했던 아련한 시대의 연가였습니다.</w:t>
+      </w:r>
+    </w:p>
+    <w:p>
+      <w:pPr>
+        <w:spacing w:line="324" w:lineRule="auto" w:before="200" w:after="80"/>
+      </w:pPr>
+      <w:r>
+        <w:rPr w:rFonts="맑은 고딕">
+          <w:rFonts w:ascii="맑은 고딕" w:hAnsi="맑은 고딕" w:eastAsia="맑은 고딕"/>
+          <w:b/>
+          <w:color w:val="1E3A8A"/>
+          <w:sz w:val="24"/>
+        </w:rPr>
+        <w:t>4. 주요 수록곡 및 감상 제언</w:t>
+      </w:r>
+    </w:p>
+    <w:p>
+      <w:pPr>
+        <w:spacing w:line="324" w:lineRule="auto" w:after="80"/>
+      </w:pPr>
+      <w:r>
+        <w:rPr w:rFonts="맑은 고딕">
+          <w:rFonts w:ascii="맑은 고딕" w:hAnsi="맑은 고딕" w:eastAsia="맑은 고딕"/>
+          <w:b w:val="0"/>
+          <w:color w:val="6B7280"/>
+          <w:sz w:val="21"/>
+        </w:rPr>
+        <w:t xml:space="preserve">· </w:t>
+      </w:r>
+      <w:r>
+        <w:rPr w:rFonts="맑은 고딕">
+          <w:rFonts w:ascii="맑은 고딕" w:hAnsi="맑은 고딕" w:eastAsia="맑은 고딕"/>
+          <w:b/>
+          <w:color w:val="1F2937"/>
+          <w:sz w:val="21"/>
+        </w:rPr>
+        <w:t xml:space="preserve">주요 수록곡 특징: </w:t>
+      </w:r>
+      <w:r>
+        <w:rPr w:rFonts="맑은 고딕">
+          <w:rFonts w:ascii="맑은 고딕" w:hAnsi="맑은 고딕" w:eastAsia="맑은 고딕"/>
+          <w:b w:val="0"/>
+          <w:sz w:val="21"/>
+        </w:rPr>
+        <w:t>타이틀 트랙 'La Luna'는 이국적인 플라멩코 어쿠스틱 기타 리프와 신비로운 스트링 편곡으로 시작하여, 후렴구에서 터져 나오는 벨린다 칼라일의 호소력 짙은 보컬이 가슴 벅찬 카타르시스를 자아냅니다. 바이닐 음반에 수록된 익스텐디드 버전(Extended Dance Mix) 등은 원곡의 서정미를 해치지 않으면서도 한층 더 역동적인 베이스라인과 풍성한 사운드 텍스처를 선사하여 색다른 감동을 선사합니다.</w:t>
+      </w:r>
+    </w:p>
+    <w:p>
+      <w:pPr>
+        <w:spacing w:line="324" w:lineRule="auto" w:after="80"/>
+      </w:pPr>
+      <w:r>
+        <w:rPr w:rFonts="맑은 고딕">
+          <w:rFonts w:ascii="맑은 고딕" w:hAnsi="맑은 고딕" w:eastAsia="맑은 고딕"/>
+          <w:b w:val="0"/>
+          <w:color w:val="6B7280"/>
+          <w:sz w:val="21"/>
+        </w:rPr>
+        <w:t xml:space="preserve">· </w:t>
+      </w:r>
+      <w:r>
+        <w:rPr w:rFonts="맑은 고딕">
+          <w:rFonts w:ascii="맑은 고딕" w:hAnsi="맑은 고딕" w:eastAsia="맑은 고딕"/>
+          <w:b/>
+          <w:color w:val="1F2937"/>
+          <w:sz w:val="21"/>
+        </w:rPr>
+        <w:t xml:space="preserve">빈티지 감상 제언: </w:t>
+      </w:r>
+      <w:r>
+        <w:rPr w:rFonts="맑은 고딕">
+          <w:rFonts w:ascii="맑은 고딕" w:hAnsi="맑은 고딕" w:eastAsia="맑은 고딕"/>
+          <w:b w:val="0"/>
+          <w:sz w:val="21"/>
+        </w:rPr>
+        <w:t>진공관 앰프의 따스한 온기와 턴테이블의 정밀한 카트리지가 만날 때 진정한 진가가 발휘됩니다. 어쿠스틱 기타의 섬세한 핑거링 잔향과 공기를 가르는 타악기의 입체감, 그리고 칼라일의 숨결이 턴테이블 회전을 타고 리스닝 룸 전체에 은은한 달빛처럼 흩뿌려지는 아날로그 특유의 풍성한 공간감을 음미해 보시길 권합니다.</w:t>
+      </w:r>
+    </w:p>
+    <w:p>
+      <w:pPr>
+        <w:spacing w:line="324" w:lineRule="auto" w:after="80"/>
+      </w:pPr>
+      <w:r>
+        <w:rPr w:rFonts="맑은 고딕">
+          <w:rFonts w:ascii="맑은 고딕" w:hAnsi="맑은 고딕" w:eastAsia="맑은 고딕"/>
+          <w:b w:val="0"/>
+          <w:color w:val="6B7280"/>
+          <w:sz w:val="21"/>
+        </w:rPr>
+        <w:t xml:space="preserve">· </w:t>
+      </w:r>
+      <w:r>
+        <w:rPr w:rFonts="맑은 고딕">
+          <w:rFonts w:ascii="맑은 고딕" w:hAnsi="맑은 고딕" w:eastAsia="맑은 고딕"/>
+          <w:b/>
+          <w:color w:val="1F2937"/>
+          <w:sz w:val="21"/>
+        </w:rPr>
+        <w:t xml:space="preserve">소장 가치: </w:t>
+      </w:r>
+      <w:r>
+        <w:rPr w:rFonts="맑은 고딕">
+          <w:rFonts w:ascii="맑은 고딕" w:hAnsi="맑은 고딕" w:eastAsia="맑은 고딕"/>
+          <w:b w:val="0"/>
+          <w:sz w:val="21"/>
+        </w:rPr>
+        <w:t>벨린다 칼라일의 가장 매혹적이고 성숙한 비주얼이 담긴 대형 바이닐 커버 아트워크는 그 자체로 하나의 훌륭한 예술품입니다. 디지털 음원에서는 결코 체감할 수 없는 80년대 아날로그 마스터링 특유의 두터운 중저역과 따뜻한 질감을 간직하고 있어, 정통 팝 LP 컬렉터라면 반드시 랙에 꽂아두어야 할 귀중한 소장반입니다.</w:t>
+      </w:r>
+    </w:p>
+    <w:p>
+      <w:pPr>
+        <w:spacing w:line="324" w:lineRule="auto" w:after="120" w:before="160"/>
+      </w:pPr>
+      <w:r>
+        <w:rPr w:rFonts="맑은 고딕">
+          <w:rFonts w:ascii="맑은 고딕" w:hAnsi="맑은 고딕" w:eastAsia="맑은 고딕"/>
+          <w:b/>
+          <w:color w:val="4338CA"/>
+          <w:sz w:val="21"/>
+        </w:rPr>
+        <w:t>이 음반을 통해 푸른 달빛 아래 아스라이 피어나는 노스탤지어와 순수했던 시절의 뜨거운 낭만이 전해주는 감동을 다시 한번 경험해 보시는 것은 어떨까요?</w:t>
       </w:r>
     </w:p>
     <w:sectPr>
       <w:pgSz w:w="12240" w:h="15840"/>
-      <w:pgMar w:top="1440" w:right="1440" w:bottom="1440" w:left="1440" w:header="720" w:footer="720" w:gutter="0"/>
+      <w:pgMar w:top="1152" w:right="1296" w:bottom="1152" w:left="1296" w:header="720" w:footer="720" w:gutter="0"/>
       <w:cols w:space="720"/>
       <w:docGrid w:linePitch="360"/>
     </w:sectPr>

--- a/word_reports/LP_0076_위치_225_Belinda Carlisle_La Luna.docx
+++ b/word_reports/LP_0076_위치_225_Belinda Carlisle_La Luna.docx
@@ -32,7 +32,7 @@
     </w:p>
     <w:p>
       <w:pPr>
-        <w:spacing w:line="324" w:lineRule="auto" w:before="80" w:after="160"/>
+        <w:spacing w:line="324" w:lineRule="auto" w:before="80" w:after="120"/>
       </w:pPr>
       <w:r>
         <w:rPr w:rFonts="맑은 고딕">
@@ -42,13 +42,6 @@
           <w:sz w:val="22"/>
         </w:rPr>
         <w:t xml:space="preserve">[음반 소개] </w:t>
-      </w:r>
-      <w:r>
-        <w:rPr w:rFonts="맑은 고딕">
-          <w:rFonts w:ascii="맑은 고딕" w:hAnsi="맑은 고딕" w:eastAsia="맑은 고딕"/>
-          <w:b w:val="0"/>
-          <w:sz w:val="21"/>
-        </w:rPr>
       </w:r>
     </w:p>
     <w:p>
@@ -61,7 +54,33 @@
           <w:b w:val="0"/>
           <w:sz w:val="21"/>
         </w:rPr>
-        <w:t>80년대 뉴웨이브의 찬연한 물결을 지나 솔로 아티스트로서 눈부신 예술적 비상을 이룩한 벨린다 칼라일의 정점이 아로새겨진 명작입니다. 달빛이 교교하게 내려앉은 지중해의 밤처럼 매혹적이고 이국적인 선율 위에, 그녀 특유의 유려한 비브라토와 드라마틱한 가창이 마법처럼 깃들어 있습니다. 대중음악이 탐미적인 서정미와 가장 황홀하게 조우했던 시대의 공기를 오롯이 간직하고 있으며, 흐르는 세월 속에서도 결코 바래지 않는 낭만주의 팝의 찬란한 노스탤지어를 선사합니다.</w:t>
+        <w:t>1980년대 후반의 팝 음악계는 신시사이저의 찬란한 광휘와 화려한 MTV 비주얼이 지배하던 시기였습니다. 그러나 그 눈부신 디지털 사운드의 범람 속에서도 인간 본연의 고전적 낭만과 극적인 서정성을 탐구하며 독보적인 예술적 아우라를 뿜어낸 아티스트가 바로 벨린다 칼라일이었습니다. 펑크 록 밴드 고고스(The Go-Go's)의 발랄한 프런트우먼에서 완숙미를 지닌 성인 팝의 여신으로 완벽히 탈바꿈한 그녀는, 1989년 당대 최고의 프로듀서 릭 나웰스(Rick Nowels), 엘렌 쉬플리(Ellen Shipley)와 다시 손을 잡고 앨범 《Runaway Horses》의 서사적 정점에 위치한 걸작 〈La Luna〉를 세상에 내놓았습니다. 본 LP는 그 서정의 극치를 아날로그 바이닐의 깊은 골 속에 응축해 낸 소중한 기록입니다.</w:t>
+      </w:r>
+    </w:p>
+    <w:p>
+      <w:pPr>
+        <w:spacing w:line="324" w:lineRule="auto" w:after="120"/>
+      </w:pPr>
+      <w:r>
+        <w:rPr w:rFonts="맑은 고딕">
+          <w:rFonts w:ascii="맑은 고딕" w:hAnsi="맑은 고딕" w:eastAsia="맑은 고딕"/>
+          <w:b w:val="0"/>
+          <w:sz w:val="21"/>
+        </w:rPr>
+        <w:t>〈La Luna〉는 단순한 대중가요의 영역을 넘어, 한 편의 오페라 아리아나 플라멩코 비극을 연상시키는 격정적인 서사 구조를 지니고 있습니다. 이탈리아어와 스페인어로 '달'을 뜻하는 제목처럼, 곡은 은빛 달빛 아래 펼쳐지는 사랑의 환희와 상실의 비애를 탐미적인 선율로 직조해 냅니다. 벨린다 칼라일은 특유의 풍성하고 호소력 짙은 비브라토를 통해, 방황하는 영혼이 달빛에 기대어 쏟아내는 내밀한 고백을 더없이 숭고하고 드라마틱하게 승화시켰습니다. 클래시컬한 현악 편곡과 스페니시 어쿠스틱 기타의 정열적인 조화는 팝 음악이 도달할 수 있는 가장 우아하고 고혹적인 경지를 여실히 보여줍니다.</w:t>
+      </w:r>
+    </w:p>
+    <w:p>
+      <w:pPr>
+        <w:spacing w:line="324" w:lineRule="auto" w:after="120"/>
+      </w:pPr>
+      <w:r>
+        <w:rPr w:rFonts="맑은 고딕">
+          <w:rFonts w:ascii="맑은 고딕" w:hAnsi="맑은 고딕" w:eastAsia="맑은 고딕"/>
+          <w:b w:val="0"/>
+          <w:sz w:val="21"/>
+        </w:rPr>
+        <w:t>세월이 흘러 디지털 스트리밍의 편리함이 일상을 채운 오늘날에도, 바이닐 회전반 위에서 되살아나는 〈La Luna〉의 울림은 특별한 미학적 온도를 지닙니다. 기계적인 완벽함 대신 인간적인 숨결과 극적인 감정의 파고를 담아낸 이 음악은, 유행의 풍파에 마모되지 않는 클래식의 생명력을 증명합니다. 벨린다 칼라일이 전하고자 했던 사랑과 운명에 대한 예술적 헌사는, 턴테이블의 바늘 끝을 타고 흐르는 묵직한 아날로그 사운드를 통해 비로소 그 완전한 서정적 빛을 발하며 듣는 이의 심장에 깊고 아련한 잔상을 남깁니다.</w:t>
       </w:r>
     </w:p>
     <w:p>
@@ -168,7 +187,7 @@
           <w:b w:val="0"/>
           <w:sz w:val="21"/>
         </w:rPr>
-        <w:t>1989년 발매되어 전 세계적인 찬사를 받은 벨린다 칼라일의 정규 3집 명반 *Runaway Horses*의 핵심 트랙이자 독자적인 매력을 품은 12인치 바이닐 싱글 음반입니다. 명 프로듀서 릭 노웰스(Rick Nowels)와 엘렌 시플리(Ellen Shipley)의 완벽한 조율 아래, 정통 팝 멜로디에 스패니시 풍의 에스닉한 색채를 덧입혀 탄생했습니다.</w:t>
+        <w:t>1989년 영국 및 유럽 전역에서 버진 레코드(Virgin Records)를 통해 발매된 12인치 맥시 싱글/EP 음반으로, 명반 《Runaway Horses》의 가장 예술적인 정취를 극대화하여 클래시컬 팝의 정수를 담아낸 기념비적 기획반입니다.</w:t>
       </w:r>
     </w:p>
     <w:p>
@@ -199,7 +218,7 @@
           <w:b w:val="0"/>
           <w:sz w:val="21"/>
         </w:rPr>
-        <w:t>발매 직후 영국, 독일, 스위스, 오스트리아 등 유럽 주요 국가의 싱글 및 댄스 차트 최상위권을 석권하며 폭발적인 사랑을 받았습니다. 오리지널 정규반의 멀티 플래티넘 기록을 견인함은 물론, 바이닐 애호가들과 클럽 디제이들 사이에서 필청반으로 군림하며 경이적인 판매고를 올렸습니다.</w:t>
+        <w:t>발매 직후 영국 오피셜 싱글 차트 Top 40 및 독일, 스위스, 오스트리아 등 유럽 대륙 전역의 주요 차트 상위권에 진입하였으며, 12인치 바이닐 에디션은 오디오 애호가들과 클럽 DJ들에게 지대한 사랑을 받으며 상업적·비평적 성공을 동시에 거두었습니다.</w:t>
       </w:r>
     </w:p>
     <w:p>
@@ -230,7 +249,7 @@
           <w:b w:val="0"/>
           <w:sz w:val="21"/>
         </w:rPr>
-        <w:t>80년대 후반 팝-록 씬을 대표하는 명곡으로 확고히 자리 잡았으며, 영국 브릿 어워즈(BRIT Awards) 노미네이트 등 당대 권위 있는 평단과 미디어로부터 음악성과 대중성을 완벽히 양립했다는 극찬을 받았습니다.</w:t>
+        <w:t>그래미 어워드 후보에 오르며 시대를 풍미한 명콤비 릭 나웰스와 엘렌 쉬플리의 작곡적 완성도를 세계적으로 공인받았으며, 80년대 후반 팝 역사상 가장 드라마틱하고 서정적인 아트 팝 트랙 중 하나로 손꼽힙니다.</w:t>
       </w:r>
     </w:p>
     <w:p>
@@ -275,7 +294,7 @@
           <w:b w:val="0"/>
           <w:sz w:val="21"/>
         </w:rPr>
-        <w:t>미국</w:t>
+        <w:t>미국 (United States)</w:t>
       </w:r>
     </w:p>
     <w:p>
@@ -368,7 +387,7 @@
           <w:b w:val="0"/>
           <w:sz w:val="21"/>
         </w:rPr>
-        <w:t>여성 록 밴드 최초로 빌보드 앨범 차트 1위를 기록한 전설적인 밴드 '더 고고스(The Go-Go's)'의 프런트우먼으로 시대를 풍미한 후, 솔로 아티스트로 완벽하게 변신하여 팝 역사에 큰 족적을 남긴 디바입니다. 화려함 뒤에 서정적인 애수를 머금은 독보적인 음색과 우아한 카리스마로 80~90년대 팝-록의 황금기를 찬란히 이끌었습니다.</w:t>
+        <w:t>여성 록 밴드 최초로 빌보드 앨범 차트 1위를 달성한 전설적인 그룹 고고스(The Go-Go's)의 보컬리스트로 출발하여, 솔로 전향 후 매혹적인 보컬과 우아한 카리스마로 세계적인 팝 디바의 반열에 오른 아티스트입니다. 특유의 풍성한 성량과 짙은 비브라토를 바탕으로 파워 팝, AOR, 클래시컬 팝 발라드를 아우르며 대중음악사에 굵직한 족적을 남겼습니다.</w:t>
       </w:r>
     </w:p>
     <w:p>
@@ -413,7 +432,7 @@
           <w:b w:val="0"/>
           <w:sz w:val="21"/>
         </w:rPr>
-        <w:t>80년대 신스팝의 세련미와 어쿠스틱 악기들의 유기적인 호흡, 그리고 웅장한 오케스트레이션이 완벽한 조화를 이룬 팝-록의 기념비적 명편입니다. 단순한 라디오 히트 팝의 범주를 넘어 문학적인 서사와 낭만적 미학을 획득하며, 당시 주류 팝 음악의 품격을 한 단계 끌어올린 작품으로 평가받습니다.</w:t>
+        <w:t>신스팝과 댄스 팝이 주류를 이루던 1980년대 후반의 음악적 풍토 속에서, 라틴 클래식 기타와 웅장한 오케스트레이션, 그리고 드라마틱한 록 비트를 유려하게 융합해 팝 음악의 서사적 지평을 한 단계 끌어올린 걸작입니다.</w:t>
       </w:r>
     </w:p>
     <w:p>
@@ -444,7 +463,7 @@
           <w:b w:val="0"/>
           <w:sz w:val="21"/>
         </w:rPr>
-        <w:t>동서 화해와 냉전의 종식이라는 거대한 시대적 전환기 속에서, 1989년의 청춘들이 갈망하던 낭만과 자유의 정서가 이 음반에 고스란히 투영되어 있습니다. 턴테이블의 회전과 함께 흘러나오던 이 음악은 고단한 일상을 살아가던 젊은 영혼들에게 밤하늘의 달을 올려다보며 미지의 세계와 애틋한 사랑을 꿈꾸게 했던 아련한 시대의 연가였습니다.</w:t>
+        <w:t>베를린 장벽 붕괴 등 거대한 세계사적 전환기였던 1989년의 공기 속에서, 차가운 디지털 기계 문명에 지친 대중에게 아날로그적 낭만과 고전적 비장미를 선사하며 시대의 노스탤지어를 완벽하게 어루만져 주었습니다.</w:t>
       </w:r>
     </w:p>
     <w:p>
@@ -489,7 +508,68 @@
           <w:b w:val="0"/>
           <w:sz w:val="21"/>
         </w:rPr>
-        <w:t>타이틀 트랙 'La Luna'는 이국적인 플라멩코 어쿠스틱 기타 리프와 신비로운 스트링 편곡으로 시작하여, 후렴구에서 터져 나오는 벨린다 칼라일의 호소력 짙은 보컬이 가슴 벅찬 카타르시스를 자아냅니다. 바이닐 음반에 수록된 익스텐디드 버전(Extended Dance Mix) 등은 원곡의 서정미를 해치지 않으면서도 한층 더 역동적인 베이스라인과 풍성한 사운드 텍스처를 선사하여 색다른 감동을 선사합니다.</w:t>
+      </w:r>
+    </w:p>
+    <w:p>
+      <w:pPr>
+        <w:spacing w:line="324" w:lineRule="auto" w:after="80"/>
+      </w:pPr>
+      <w:r>
+        <w:rPr w:rFonts="맑은 고딕">
+          <w:rFonts w:ascii="맑은 고딕" w:hAnsi="맑은 고딕" w:eastAsia="맑은 고딕"/>
+          <w:b w:val="0"/>
+          <w:color w:val="6B7280"/>
+          <w:sz w:val="21"/>
+        </w:rPr>
+        <w:t xml:space="preserve">· </w:t>
+      </w:r>
+      <w:r>
+        <w:rPr w:rFonts="맑은 고딕">
+          <w:rFonts w:ascii="맑은 고딕" w:hAnsi="맑은 고딕" w:eastAsia="맑은 고딕"/>
+          <w:b/>
+          <w:color w:val="1F2937"/>
+          <w:sz w:val="21"/>
+        </w:rPr>
+        <w:t xml:space="preserve">"La Luna": </w:t>
+      </w:r>
+      <w:r>
+        <w:rPr w:rFonts="맑은 고딕">
+          <w:rFonts w:ascii="맑은 고딕" w:hAnsi="맑은 고딕" w:eastAsia="맑은 고딕"/>
+          <w:b w:val="0"/>
+          <w:sz w:val="21"/>
+        </w:rPr>
+        <w:t>나일론 스트링 기타의 애절한 아르페지오로 시작하여 점진적으로 고조되는 오케스트라 사운드, 그리고 벨린다 칼라일의 격정적인 가창이 절정을 이루며 달빛 아래의 비극적인 사랑을 찬란하게 그려낸 대표곡입니다.</w:t>
+      </w:r>
+    </w:p>
+    <w:p>
+      <w:pPr>
+        <w:spacing w:line="324" w:lineRule="auto" w:after="80"/>
+      </w:pPr>
+      <w:r>
+        <w:rPr w:rFonts="맑은 고딕">
+          <w:rFonts w:ascii="맑은 고딕" w:hAnsi="맑은 고딕" w:eastAsia="맑은 고딕"/>
+          <w:b w:val="0"/>
+          <w:color w:val="6B7280"/>
+          <w:sz w:val="21"/>
+        </w:rPr>
+        <w:t xml:space="preserve">· </w:t>
+      </w:r>
+      <w:r>
+        <w:rPr w:rFonts="맑은 고딕">
+          <w:rFonts w:ascii="맑은 고딕" w:hAnsi="맑은 고딕" w:eastAsia="맑은 고딕"/>
+          <w:b/>
+          <w:color w:val="1F2937"/>
+          <w:sz w:val="21"/>
+        </w:rPr>
+        <w:t xml:space="preserve">"Whatever It Takes" / 수록 커플링 곡: </w:t>
+      </w:r>
+      <w:r>
+        <w:rPr w:rFonts="맑은 고딕">
+          <w:rFonts w:ascii="맑은 고딕" w:hAnsi="맑은 고딕" w:eastAsia="맑은 고딕"/>
+          <w:b w:val="0"/>
+          <w:sz w:val="21"/>
+        </w:rPr>
+        <w:t>벨린다 칼라일 특유의 에너제틱하면서도 우수에 찬 멜로디 감각이 돋보이며, 탄탄한 밴드 세션과 그녀의 청량한 보컬 흡인력이 완벽한 균형을 이루고 있습니다.</w:t>
       </w:r>
     </w:p>
     <w:p>
@@ -520,7 +600,7 @@
           <w:b w:val="0"/>
           <w:sz w:val="21"/>
         </w:rPr>
-        <w:t>진공관 앰프의 따스한 온기와 턴테이블의 정밀한 카트리지가 만날 때 진정한 진가가 발휘됩니다. 어쿠스틱 기타의 섬세한 핑거링 잔향과 공기를 가르는 타악기의 입체감, 그리고 칼라일의 숨결이 턴테이블 회전을 타고 리스닝 룸 전체에 은은한 달빛처럼 흩뿌려지는 아날로그 특유의 풍성한 공간감을 음미해 보시길 권합니다.</w:t>
+        <w:t>진공관 앰프와 중음역이 탄탄한 북쉘프 스피커의 매칭을 권장합니다. 턴테이블의 바늘이 내려앉을 때 퍼지는 어쿠스틱 기타의 현 울림과 캐스터네츠의 섬세한 타격감, 그리고 보컬의 배음(Harmonics)이 아날로그 특유의 따뜻하고 묵직한 공명으로 공간을 채우는 압도적인 입체감을 만끽할 수 있습니다.</w:t>
       </w:r>
     </w:p>
     <w:p>
@@ -551,7 +631,7 @@
           <w:b w:val="0"/>
           <w:sz w:val="21"/>
         </w:rPr>
-        <w:t>벨린다 칼라일의 가장 매혹적이고 성숙한 비주얼이 담긴 대형 바이닐 커버 아트워크는 그 자체로 하나의 훌륭한 예술품입니다. 디지털 음원에서는 결코 체감할 수 없는 80년대 아날로그 마스터링 특유의 두터운 중저역과 따뜻한 질감을 간직하고 있어, 정통 팝 LP 컬렉터라면 반드시 랙에 꽂아두어야 할 귀중한 소장반입니다.</w:t>
+        <w:t>벨린다 칼라일의 보컬 커리어 중 가장 고혹적이고 예술적인 정점이 기록된 음반으로, 80년대 후반 아날로그 레코딩 기술의 온기와 정교한 마스터링을 온전히 체감할 수 있어 팝 및 바이닐 컬렉터라면 필히 소장해야 할 명반입니다.</w:t>
       </w:r>
     </w:p>
     <w:p>
@@ -565,7 +645,7 @@
           <w:color w:val="4338CA"/>
           <w:sz w:val="21"/>
         </w:rPr>
-        <w:t>이 음반을 통해 푸른 달빛 아래 아스라이 피어나는 노스탤지어와 순수했던 시절의 뜨거운 낭만이 전해주는 감동을 다시 한번 경험해 보시는 것은 어떨까요?</w:t>
+        <w:t>이 음반을 통해 밤하늘을 수놓는 은빛 달빛처럼 아련하고도 격정적인 멜로디가 전해주는 감동을 다시 한번 경험해 보시는 것은 어떨까요?</w:t>
       </w:r>
     </w:p>
     <w:sectPr>
